--- a/Istruzioni_votazione.docx
+++ b/Istruzioni_votazione.docx
@@ -246,10 +246,7 @@
         <w:t xml:space="preserve">admin-main.html → </w:t>
       </w:r>
       <w:r>
-        <w:t>pannello operativo votazione</w:t>
-      </w:r>
-      <w:r>
-        <w:t xml:space="preserve"> </w:t>
+        <w:t xml:space="preserve">pannello operativo votazione </w:t>
       </w:r>
       <w:r>
         <w:t xml:space="preserve">(apri/chiudi/reset) </w:t>
@@ -695,15 +692,31 @@
         <w:rPr>
           <w:lang w:val="en-US"/>
         </w:rPr>
-        <w:t xml:space="preserve">Scrivere un </w:t>
-      </w:r>
-      <w:r>
-        <w:rPr>
-          <w:b/>
-          <w:bCs/>
+        <w:t xml:space="preserve">Scrivere </w:t>
+      </w:r>
+      <w:proofErr w:type="gramStart"/>
+      <w:r>
+        <w:rPr>
           <w:lang w:val="en-US"/>
         </w:rPr>
-        <w:t>commit message chiaro</w:t>
+        <w:t xml:space="preserve">un </w:t>
+      </w:r>
+      <w:r>
+        <w:rPr>
+          <w:b/>
+          <w:bCs/>
+          <w:lang w:val="en-US"/>
+        </w:rPr>
+        <w:t>commit</w:t>
+      </w:r>
+      <w:proofErr w:type="gramEnd"/>
+      <w:r>
+        <w:rPr>
+          <w:b/>
+          <w:bCs/>
+          <w:lang w:val="en-US"/>
+        </w:rPr>
+        <w:t xml:space="preserve"> message chiaro</w:t>
       </w:r>
       <w:r>
         <w:rPr>
@@ -1380,11 +1393,23 @@
     </w:p>
     <w:p>
       <w:r>
-        <w:t>LAB2GO-1</w:t>
+        <w:t>LAB2GO-</w:t>
+      </w:r>
+      <w:r>
+        <w:t>00</w:t>
+      </w:r>
+      <w:r>
+        <w:t>1</w:t>
       </w:r>
       <w:r>
         <w:br/>
-        <w:t>LAB2GO-2</w:t>
+        <w:t>LAB2GO-</w:t>
+      </w:r>
+      <w:r>
+        <w:t>00</w:t>
+      </w:r>
+      <w:r>
+        <w:t>2</w:t>
       </w:r>
       <w:r>
         <w:br/>
@@ -1534,8 +1559,13 @@
           <w:numId w:val="12"/>
         </w:numPr>
       </w:pPr>
-      <w:r>
-        <w:t xml:space="preserve">storico votazioni </w:t>
+      <w:proofErr w:type="gramStart"/>
+      <w:r>
+        <w:t>storico votazioni</w:t>
+      </w:r>
+      <w:proofErr w:type="gramEnd"/>
+      <w:r>
+        <w:t xml:space="preserve"> </w:t>
       </w:r>
     </w:p>
     <w:p>
@@ -1687,39 +1717,38 @@
           <w:rFonts w:ascii="Segoe UI Emoji" w:hAnsi="Segoe UI Emoji" w:cs="Segoe UI Emoji"/>
         </w:rPr>
       </w:pPr>
-    </w:p>
-    <w:p>
-      <w:pPr>
+      <w:r>
         <w:rPr>
           <w:rFonts w:ascii="Segoe UI Emoji" w:hAnsi="Segoe UI Emoji" w:cs="Segoe UI Emoji"/>
         </w:rPr>
-      </w:pPr>
-      <w:r>
+        <w:t>Il database SQLite su Render può NON essere persistente</w:t>
+      </w:r>
+    </w:p>
+    <w:p>
+      <w:pPr>
         <w:rPr>
           <w:rFonts w:ascii="Segoe UI Emoji" w:hAnsi="Segoe UI Emoji" w:cs="Segoe UI Emoji"/>
         </w:rPr>
-        <w:t>Il database SQLite su Render può NON essere persistente</w:t>
-      </w:r>
-    </w:p>
-    <w:p>
-      <w:pPr>
+      </w:pPr>
+      <w:r>
         <w:rPr>
           <w:rFonts w:ascii="Segoe UI Emoji" w:hAnsi="Segoe UI Emoji" w:cs="Segoe UI Emoji"/>
         </w:rPr>
-      </w:pPr>
-      <w:r>
+        <w:t>tra rebuild/redeploy se non configurato con disco persistente.</w:t>
+      </w:r>
+    </w:p>
+    <w:p>
+      <w:pPr>
         <w:rPr>
           <w:rFonts w:ascii="Segoe UI Emoji" w:hAnsi="Segoe UI Emoji" w:cs="Segoe UI Emoji"/>
         </w:rPr>
-        <w:t>tra rebuild/redeploy se non configurato con disco persistente.</w:t>
-      </w:r>
-    </w:p>
-    <w:p>
-      <w:pPr>
+      </w:pPr>
+      <w:r>
         <w:rPr>
           <w:rFonts w:ascii="Segoe UI Emoji" w:hAnsi="Segoe UI Emoji" w:cs="Segoe UI Emoji"/>
         </w:rPr>
-      </w:pPr>
+        <w:t>Per sicurezza:</w:t>
+      </w:r>
     </w:p>
     <w:p>
       <w:pPr>
@@ -1731,7 +1760,7 @@
         <w:rPr>
           <w:rFonts w:ascii="Segoe UI Emoji" w:hAnsi="Segoe UI Emoji" w:cs="Segoe UI Emoji"/>
         </w:rPr>
-        <w:t>Per sicurezza:</w:t>
+        <w:t>• mantenere sempre una copia locale di votes.db</w:t>
       </w:r>
     </w:p>
     <w:p>
@@ -1744,7 +1773,7 @@
         <w:rPr>
           <w:rFonts w:ascii="Segoe UI Emoji" w:hAnsi="Segoe UI Emoji" w:cs="Segoe UI Emoji"/>
         </w:rPr>
-        <w:t>• mantenere sempre una copia locale di votes.db</w:t>
+        <w:t>• evitare reset/redeploy durante la votazione</w:t>
       </w:r>
     </w:p>
     <w:p>
@@ -1757,15 +1786,49 @@
         <w:rPr>
           <w:rFonts w:ascii="Segoe UI Emoji" w:hAnsi="Segoe UI Emoji" w:cs="Segoe UI Emoji"/>
         </w:rPr>
-        <w:t>• evitare reset/redeploy durante la votazione</w:t>
-      </w:r>
-    </w:p>
-    <w:p>
-      <w:pPr>
+        <w:t>⚠️ Un redeploy di Render può cancellare votes.db</w:t>
+      </w:r>
+      <w:r>
         <w:rPr>
           <w:rFonts w:ascii="Segoe UI Emoji" w:hAnsi="Segoe UI Emoji" w:cs="Segoe UI Emoji"/>
         </w:rPr>
-      </w:pPr>
+        <w:br/>
+        <w:t>se il servizio non usa un persistent disk.</w:t>
+      </w:r>
+      <w:r>
+        <w:rPr>
+          <w:rFonts w:ascii="Segoe UI Emoji" w:hAnsi="Segoe UI Emoji" w:cs="Segoe UI Emoji"/>
+        </w:rPr>
+        <w:br/>
+      </w:r>
+      <w:r>
+        <w:rPr>
+          <w:rFonts w:ascii="Segoe UI Emoji" w:hAnsi="Segoe UI Emoji" w:cs="Segoe UI Emoji"/>
+        </w:rPr>
+        <w:br/>
+        <w:t>Quindi:</w:t>
+      </w:r>
+      <w:r>
+        <w:rPr>
+          <w:rFonts w:ascii="Segoe UI Emoji" w:hAnsi="Segoe UI Emoji" w:cs="Segoe UI Emoji"/>
+        </w:rPr>
+        <w:br/>
+        <w:t>• NON fare push durante la votazione</w:t>
+      </w:r>
+      <w:r>
+        <w:rPr>
+          <w:rFonts w:ascii="Segoe UI Emoji" w:hAnsi="Segoe UI Emoji" w:cs="Segoe UI Emoji"/>
+        </w:rPr>
+        <w:br/>
+        <w:t>• NON fare redeploy durante l’evento</w:t>
+      </w:r>
+      <w:r>
+        <w:rPr>
+          <w:rFonts w:ascii="Segoe UI Emoji" w:hAnsi="Segoe UI Emoji" w:cs="Segoe UI Emoji"/>
+        </w:rPr>
+        <w:br/>
+        <w:t>• NON usare reset-tokens</w:t>
+      </w:r>
     </w:p>
     <w:p>
       <w:pPr>
@@ -2347,7 +2410,13 @@
     </w:p>
     <w:p>
       <w:r>
-        <w:t>LAB2GO-1 → LAB2GO-350</w:t>
+        <w:t>LAB2GO-</w:t>
+      </w:r>
+      <w:r>
+        <w:t>00</w:t>
+      </w:r>
+      <w:r>
+        <w:t>1 → LAB2GO-350</w:t>
       </w:r>
     </w:p>
     <w:p>
@@ -2593,8 +2662,8 @@
     </w:p>
     <w:p>
       <w:r>
-        <w:pict w14:anchorId="0919976E">
-          <v:rect id="_x0000_i1050" style="width:0;height:1.5pt" o:hralign="center" o:hrstd="t" o:hr="t" fillcolor="#a0a0a0" stroked="f"/>
+        <w:pict w14:anchorId="594D7BCB">
+          <v:rect id="_x0000_i1053" style="width:0;height:1.5pt" o:hralign="center" o:hrstd="t" o:hr="t" fillcolor="#a0a0a0" stroked="f"/>
         </w:pict>
       </w:r>
     </w:p>
@@ -2661,6 +2730,119 @@
     </w:p>
     <w:p>
       <w:r>
+        <w:pict w14:anchorId="0C92F018">
+          <v:rect id="_x0000_i1054" style="width:0;height:1.5pt" o:hralign="center" o:hrstd="t" o:hr="t" fillcolor="#a0a0a0" stroked="f"/>
+        </w:pict>
+      </w:r>
+    </w:p>
+    <w:p>
+      <w:pPr>
+        <w:rPr>
+          <w:b/>
+          <w:bCs/>
+        </w:rPr>
+      </w:pPr>
+      <w:r>
+        <w:rPr>
+          <w:rFonts w:ascii="Segoe UI Emoji" w:hAnsi="Segoe UI Emoji" w:cs="Segoe UI Emoji"/>
+          <w:b/>
+          <w:bCs/>
+        </w:rPr>
+        <w:t>🧊</w:t>
+      </w:r>
+      <w:r>
+        <w:rPr>
+          <w:b/>
+          <w:bCs/>
+        </w:rPr>
+        <w:t xml:space="preserve"> 10. RISULTATI</w:t>
+      </w:r>
+    </w:p>
+    <w:p>
+      <w:r>
+        <w:t xml:space="preserve">☐ </w:t>
+      </w:r>
+      <w:proofErr w:type="gramStart"/>
+      <w:r>
+        <w:t>E’</w:t>
+      </w:r>
+      <w:proofErr w:type="gramEnd"/>
+      <w:r>
+        <w:t xml:space="preserve"> stata aggiunta una route che permette di scaricare i dati in Excel</w:t>
+      </w:r>
+    </w:p>
+    <w:p>
+      <w:r>
+        <w:t xml:space="preserve">Il link da usare per scaricare i dati è il seguente: </w:t>
+      </w:r>
+      <w:hyperlink r:id="rId8" w:history="1">
+        <w:r>
+          <w:rPr>
+            <w:rStyle w:val="Collegamentoipertestuale"/>
+          </w:rPr>
+          <w:t>https://votazione-1.onrender.com/export-excel</w:t>
+        </w:r>
+      </w:hyperlink>
+    </w:p>
+    <w:p>
+      <w:r>
+        <w:t>Il sistema permetterà di salvare un file dal nome: dashboard_votazione.xlsx</w:t>
+      </w:r>
+    </w:p>
+    <w:p>
+      <w:r>
+        <w:t xml:space="preserve">Il file contiene </w:t>
+      </w:r>
+      <w:proofErr w:type="gramStart"/>
+      <w:r>
+        <w:t>3</w:t>
+      </w:r>
+      <w:proofErr w:type="gramEnd"/>
+      <w:r>
+        <w:t xml:space="preserve"> cartelle:</w:t>
+      </w:r>
+    </w:p>
+    <w:p>
+      <w:pPr>
+        <w:pStyle w:val="Paragrafoelenco"/>
+        <w:numPr>
+          <w:ilvl w:val="0"/>
+          <w:numId w:val="33"/>
+        </w:numPr>
+      </w:pPr>
+      <w:r>
+        <w:t xml:space="preserve">Risultati: la prima colonna è ID progetto. Per vedere chi ha avuto più voti basta ordinare secondo la colonna D (percorso) che </w:t>
+      </w:r>
+      <w:r>
+        <w:t>mette in ordine in base al maggior numero di voti (colonna E)</w:t>
+      </w:r>
+    </w:p>
+    <w:p>
+      <w:pPr>
+        <w:pStyle w:val="Paragrafoelenco"/>
+        <w:numPr>
+          <w:ilvl w:val="0"/>
+          <w:numId w:val="33"/>
+        </w:numPr>
+      </w:pPr>
+      <w:r>
+        <w:t>Token: mostra l’elenco dei Token e quelli che sono stati utilizzati per il voto</w:t>
+      </w:r>
+    </w:p>
+    <w:p>
+      <w:pPr>
+        <w:pStyle w:val="Paragrafoelenco"/>
+        <w:numPr>
+          <w:ilvl w:val="0"/>
+          <w:numId w:val="33"/>
+        </w:numPr>
+      </w:pPr>
+      <w:r>
+        <w:t>Discipline: raccoglie il totale dei voti per le varie discipline</w:t>
+      </w:r>
+    </w:p>
+    <w:p>
+      <w:r>
         <w:pict w14:anchorId="35D31A53">
           <v:rect id="_x0000_i1051" style="width:0;height:1.5pt" o:hralign="center" o:hrstd="t" o:hr="t" fillcolor="#a0a0a0" stroked="f"/>
         </w:pict>
@@ -2722,7 +2904,33 @@
         <w:rPr>
           <w:lang w:val="en-US"/>
         </w:rPr>
-        <w:t>→ controllare token URL: ?token=LAB2GO-XX</w:t>
+        <w:t>→ controllare token URL</w:t>
+      </w:r>
+      <w:proofErr w:type="gramStart"/>
+      <w:r>
+        <w:rPr>
+          <w:lang w:val="en-US"/>
+        </w:rPr>
+        <w:t>: ?token</w:t>
+      </w:r>
+      <w:proofErr w:type="gramEnd"/>
+      <w:r>
+        <w:rPr>
+          <w:lang w:val="en-US"/>
+        </w:rPr>
+        <w:t>=LAB2GO-</w:t>
+      </w:r>
+      <w:r>
+        <w:rPr>
+          <w:lang w:val="en-US"/>
+        </w:rPr>
+        <w:t>X</w:t>
+      </w:r>
+      <w:r>
+        <w:rPr>
+          <w:lang w:val="en-US"/>
+        </w:rPr>
+        <w:t>XX</w:t>
       </w:r>
     </w:p>
     <w:p>
@@ -2829,6 +3037,7 @@
           <w:b/>
           <w:bCs/>
         </w:rPr>
+        <w:lastRenderedPageBreak/>
         <w:t>🧩</w:t>
       </w:r>
       <w:r>
@@ -2884,6 +3093,165 @@
       </w:r>
       <w:r>
         <w:t xml:space="preserve"> votazione = controllata SOLO da admin panel</w:t>
+      </w:r>
+    </w:p>
+    <w:p>
+      <w:pPr>
+        <w:rPr>
+          <w:b/>
+          <w:bCs/>
+        </w:rPr>
+      </w:pPr>
+      <w:r>
+        <w:rPr>
+          <w:rFonts w:ascii="Segoe UI Emoji" w:hAnsi="Segoe UI Emoji" w:cs="Segoe UI Emoji"/>
+          <w:b/>
+          <w:bCs/>
+        </w:rPr>
+        <w:t>🔒</w:t>
+      </w:r>
+      <w:r>
+        <w:rPr>
+          <w:b/>
+          <w:bCs/>
+        </w:rPr>
+        <w:t xml:space="preserve"> BEST PRACTICES DURANTE L’EVENTO</w:t>
+      </w:r>
+    </w:p>
+    <w:p>
+      <w:r>
+        <w:t>• Tenere sempre aperta una finestra con Render logs</w:t>
+      </w:r>
+      <w:r>
+        <w:br/>
+        <w:t>• Evitare modifiche live al codice</w:t>
+      </w:r>
+      <w:r>
+        <w:br/>
+        <w:t>• Non fare deploy durante la votazione</w:t>
+      </w:r>
+      <w:r>
+        <w:br/>
+        <w:t>• Fare export Excel finale appena chiusa la votazione</w:t>
+      </w:r>
+      <w:r>
+        <w:br/>
+        <w:t>• Salvare subito una copia locale del file Excel</w:t>
+      </w:r>
+      <w:r>
+        <w:br/>
+        <w:t>• Fare backup di votes.db dopo l’evento</w:t>
+      </w:r>
+    </w:p>
+    <w:p>
+      <w:pPr>
+        <w:rPr>
+          <w:b/>
+          <w:bCs/>
+        </w:rPr>
+      </w:pPr>
+      <w:r>
+        <w:rPr>
+          <w:rFonts w:ascii="Segoe UI Emoji" w:hAnsi="Segoe UI Emoji" w:cs="Segoe UI Emoji"/>
+          <w:b/>
+          <w:bCs/>
+        </w:rPr>
+        <w:t>🧩</w:t>
+      </w:r>
+      <w:r>
+        <w:rPr>
+          <w:b/>
+          <w:bCs/>
+        </w:rPr>
+        <w:t xml:space="preserve"> REGOLA D’ORO</w:t>
+      </w:r>
+      <w:r>
+        <w:rPr>
+          <w:b/>
+          <w:bCs/>
+        </w:rPr>
+        <w:t xml:space="preserve"> </w:t>
+      </w:r>
+      <w:r>
+        <w:rPr>
+          <w:b/>
+          <w:bCs/>
+          <w:highlight w:val="yellow"/>
+        </w:rPr>
+        <w:t>RESET TOKENS</w:t>
+      </w:r>
+    </w:p>
+    <w:p>
+      <w:pPr>
+        <w:rPr>
+          <w:color w:val="EE0000"/>
+          <w:lang w:val="en-US"/>
+        </w:rPr>
+      </w:pPr>
+      <w:r>
+        <w:rPr>
+          <w:rFonts w:ascii="Segoe UI Emoji" w:hAnsi="Segoe UI Emoji" w:cs="Segoe UI Emoji"/>
+          <w:lang w:val="en-US"/>
+        </w:rPr>
+        <w:t>⚠</w:t>
+      </w:r>
+      <w:r>
+        <w:rPr>
+          <w:rFonts w:ascii="Segoe UI Emoji" w:hAnsi="Segoe UI Emoji" w:cs="Segoe UI Emoji"/>
+        </w:rPr>
+        <w:t>️</w:t>
+      </w:r>
+      <w:r>
+        <w:rPr>
+          <w:lang w:val="en-US"/>
+        </w:rPr>
+        <w:t xml:space="preserve"> La route </w:t>
+      </w:r>
+      <w:r>
+        <w:rPr>
+          <w:color w:val="EE0000"/>
+          <w:lang w:val="en-US"/>
+        </w:rPr>
+        <w:t xml:space="preserve">/reset-tokens </w:t>
+      </w:r>
+      <w:r>
+        <w:rPr>
+          <w:color w:val="EE0000"/>
+          <w:lang w:val="en-US"/>
+        </w:rPr>
+        <w:t>(</w:t>
+      </w:r>
+      <w:hyperlink r:id="rId9" w:history="1">
+        <w:r>
+          <w:rPr>
+            <w:rStyle w:val="Collegamentoipertestuale"/>
+            <w:lang w:val="en-US"/>
+          </w:rPr>
+          <w:t>https://votazione-1.onrender.com/reset-tokens</w:t>
+        </w:r>
+      </w:hyperlink>
+      <w:r>
+        <w:rPr>
+          <w:color w:val="EE0000"/>
+          <w:lang w:val="en-US"/>
+        </w:rPr>
+        <w:t>)</w:t>
+      </w:r>
+    </w:p>
+    <w:p>
+      <w:r>
+        <w:t xml:space="preserve">Non </w:t>
+      </w:r>
+      <w:r>
+        <w:t>deve essere usata</w:t>
+      </w:r>
+      <w:r>
+        <w:br/>
+        <w:t>durante la vita del progetto.</w:t>
+      </w:r>
+      <w:r>
+        <w:br/>
+        <w:t>Serve solo per emergenze di setup iniziale.</w:t>
       </w:r>
     </w:p>
     <w:p/>
@@ -6327,6 +6695,119 @@
     </w:lvl>
   </w:abstractNum>
   <w:abstractNum w:abstractNumId="23" w15:restartNumberingAfterBreak="0">
+    <w:nsid w:val="446D4654"/>
+    <w:multiLevelType w:val="hybridMultilevel"/>
+    <w:tmpl w:val="7194931C"/>
+    <w:lvl w:ilvl="0" w:tplc="04100001">
+      <w:start w:val="1"/>
+      <w:numFmt w:val="bullet"/>
+      <w:lvlText w:val=""/>
+      <w:lvlJc w:val="left"/>
+      <w:pPr>
+        <w:ind w:left="720" w:hanging="360"/>
+      </w:pPr>
+      <w:rPr>
+        <w:rFonts w:ascii="Symbol" w:hAnsi="Symbol" w:hint="default"/>
+      </w:rPr>
+    </w:lvl>
+    <w:lvl w:ilvl="1" w:tplc="04100003" w:tentative="1">
+      <w:start w:val="1"/>
+      <w:numFmt w:val="bullet"/>
+      <w:lvlText w:val="o"/>
+      <w:lvlJc w:val="left"/>
+      <w:pPr>
+        <w:ind w:left="1440" w:hanging="360"/>
+      </w:pPr>
+      <w:rPr>
+        <w:rFonts w:ascii="Courier New" w:hAnsi="Courier New" w:cs="Courier New" w:hint="default"/>
+      </w:rPr>
+    </w:lvl>
+    <w:lvl w:ilvl="2" w:tplc="04100005" w:tentative="1">
+      <w:start w:val="1"/>
+      <w:numFmt w:val="bullet"/>
+      <w:lvlText w:val=""/>
+      <w:lvlJc w:val="left"/>
+      <w:pPr>
+        <w:ind w:left="2160" w:hanging="360"/>
+      </w:pPr>
+      <w:rPr>
+        <w:rFonts w:ascii="Wingdings" w:hAnsi="Wingdings" w:hint="default"/>
+      </w:rPr>
+    </w:lvl>
+    <w:lvl w:ilvl="3" w:tplc="04100001" w:tentative="1">
+      <w:start w:val="1"/>
+      <w:numFmt w:val="bullet"/>
+      <w:lvlText w:val=""/>
+      <w:lvlJc w:val="left"/>
+      <w:pPr>
+        <w:ind w:left="2880" w:hanging="360"/>
+      </w:pPr>
+      <w:rPr>
+        <w:rFonts w:ascii="Symbol" w:hAnsi="Symbol" w:hint="default"/>
+      </w:rPr>
+    </w:lvl>
+    <w:lvl w:ilvl="4" w:tplc="04100003" w:tentative="1">
+      <w:start w:val="1"/>
+      <w:numFmt w:val="bullet"/>
+      <w:lvlText w:val="o"/>
+      <w:lvlJc w:val="left"/>
+      <w:pPr>
+        <w:ind w:left="3600" w:hanging="360"/>
+      </w:pPr>
+      <w:rPr>
+        <w:rFonts w:ascii="Courier New" w:hAnsi="Courier New" w:cs="Courier New" w:hint="default"/>
+      </w:rPr>
+    </w:lvl>
+    <w:lvl w:ilvl="5" w:tplc="04100005" w:tentative="1">
+      <w:start w:val="1"/>
+      <w:numFmt w:val="bullet"/>
+      <w:lvlText w:val=""/>
+      <w:lvlJc w:val="left"/>
+      <w:pPr>
+        <w:ind w:left="4320" w:hanging="360"/>
+      </w:pPr>
+      <w:rPr>
+        <w:rFonts w:ascii="Wingdings" w:hAnsi="Wingdings" w:hint="default"/>
+      </w:rPr>
+    </w:lvl>
+    <w:lvl w:ilvl="6" w:tplc="04100001" w:tentative="1">
+      <w:start w:val="1"/>
+      <w:numFmt w:val="bullet"/>
+      <w:lvlText w:val=""/>
+      <w:lvlJc w:val="left"/>
+      <w:pPr>
+        <w:ind w:left="5040" w:hanging="360"/>
+      </w:pPr>
+      <w:rPr>
+        <w:rFonts w:ascii="Symbol" w:hAnsi="Symbol" w:hint="default"/>
+      </w:rPr>
+    </w:lvl>
+    <w:lvl w:ilvl="7" w:tplc="04100003" w:tentative="1">
+      <w:start w:val="1"/>
+      <w:numFmt w:val="bullet"/>
+      <w:lvlText w:val="o"/>
+      <w:lvlJc w:val="left"/>
+      <w:pPr>
+        <w:ind w:left="5760" w:hanging="360"/>
+      </w:pPr>
+      <w:rPr>
+        <w:rFonts w:ascii="Courier New" w:hAnsi="Courier New" w:cs="Courier New" w:hint="default"/>
+      </w:rPr>
+    </w:lvl>
+    <w:lvl w:ilvl="8" w:tplc="04100005" w:tentative="1">
+      <w:start w:val="1"/>
+      <w:numFmt w:val="bullet"/>
+      <w:lvlText w:val=""/>
+      <w:lvlJc w:val="left"/>
+      <w:pPr>
+        <w:ind w:left="6480" w:hanging="360"/>
+      </w:pPr>
+      <w:rPr>
+        <w:rFonts w:ascii="Wingdings" w:hAnsi="Wingdings" w:hint="default"/>
+      </w:rPr>
+    </w:lvl>
+  </w:abstractNum>
+  <w:abstractNum w:abstractNumId="24" w15:restartNumberingAfterBreak="0">
     <w:nsid w:val="46EB6FA6"/>
     <w:multiLevelType w:val="multilevel"/>
     <w:tmpl w:val="F38834EA"/>
@@ -6475,7 +6956,7 @@
       </w:rPr>
     </w:lvl>
   </w:abstractNum>
-  <w:abstractNum w:abstractNumId="24" w15:restartNumberingAfterBreak="0">
+  <w:abstractNum w:abstractNumId="25" w15:restartNumberingAfterBreak="0">
     <w:nsid w:val="4E956DE8"/>
     <w:multiLevelType w:val="multilevel"/>
     <w:tmpl w:val="5EA42270"/>
@@ -6624,7 +7105,7 @@
       </w:rPr>
     </w:lvl>
   </w:abstractNum>
-  <w:abstractNum w:abstractNumId="25" w15:restartNumberingAfterBreak="0">
+  <w:abstractNum w:abstractNumId="26" w15:restartNumberingAfterBreak="0">
     <w:nsid w:val="4FC614D0"/>
     <w:multiLevelType w:val="multilevel"/>
     <w:tmpl w:val="517EBFF6"/>
@@ -6773,7 +7254,7 @@
       </w:rPr>
     </w:lvl>
   </w:abstractNum>
-  <w:abstractNum w:abstractNumId="26" w15:restartNumberingAfterBreak="0">
+  <w:abstractNum w:abstractNumId="27" w15:restartNumberingAfterBreak="0">
     <w:nsid w:val="62064272"/>
     <w:multiLevelType w:val="multilevel"/>
     <w:tmpl w:val="C1DA72F2"/>
@@ -6886,7 +7367,7 @@
       </w:pPr>
     </w:lvl>
   </w:abstractNum>
-  <w:abstractNum w:abstractNumId="27" w15:restartNumberingAfterBreak="0">
+  <w:abstractNum w:abstractNumId="28" w15:restartNumberingAfterBreak="0">
     <w:nsid w:val="721274AA"/>
     <w:multiLevelType w:val="multilevel"/>
     <w:tmpl w:val="F9E2DE6E"/>
@@ -7035,7 +7516,7 @@
       </w:rPr>
     </w:lvl>
   </w:abstractNum>
-  <w:abstractNum w:abstractNumId="28" w15:restartNumberingAfterBreak="0">
+  <w:abstractNum w:abstractNumId="29" w15:restartNumberingAfterBreak="0">
     <w:nsid w:val="730C75FA"/>
     <w:multiLevelType w:val="multilevel"/>
     <w:tmpl w:val="75E0A672"/>
@@ -7184,7 +7665,7 @@
       </w:rPr>
     </w:lvl>
   </w:abstractNum>
-  <w:abstractNum w:abstractNumId="29" w15:restartNumberingAfterBreak="0">
+  <w:abstractNum w:abstractNumId="30" w15:restartNumberingAfterBreak="0">
     <w:nsid w:val="758E273C"/>
     <w:multiLevelType w:val="multilevel"/>
     <w:tmpl w:val="C88E936A"/>
@@ -7333,7 +7814,7 @@
       </w:rPr>
     </w:lvl>
   </w:abstractNum>
-  <w:abstractNum w:abstractNumId="30" w15:restartNumberingAfterBreak="0">
+  <w:abstractNum w:abstractNumId="31" w15:restartNumberingAfterBreak="0">
     <w:nsid w:val="771D72FA"/>
     <w:multiLevelType w:val="multilevel"/>
     <w:tmpl w:val="3E6295BE"/>
@@ -7482,7 +7963,7 @@
       </w:rPr>
     </w:lvl>
   </w:abstractNum>
-  <w:abstractNum w:abstractNumId="31" w15:restartNumberingAfterBreak="0">
+  <w:abstractNum w:abstractNumId="32" w15:restartNumberingAfterBreak="0">
     <w:nsid w:val="7C092A79"/>
     <w:multiLevelType w:val="multilevel"/>
     <w:tmpl w:val="190EA0BE"/>
@@ -7641,10 +8122,10 @@
     <w:abstractNumId w:val="22"/>
   </w:num>
   <w:num w:numId="4" w16cid:durableId="1930579715">
-    <w:abstractNumId w:val="25"/>
+    <w:abstractNumId w:val="26"/>
   </w:num>
   <w:num w:numId="5" w16cid:durableId="352191869">
-    <w:abstractNumId w:val="26"/>
+    <w:abstractNumId w:val="27"/>
   </w:num>
   <w:num w:numId="6" w16cid:durableId="56707561">
     <w:abstractNumId w:val="13"/>
@@ -7677,10 +8158,10 @@
     <w:abstractNumId w:val="4"/>
   </w:num>
   <w:num w:numId="16" w16cid:durableId="221214360">
-    <w:abstractNumId w:val="30"/>
+    <w:abstractNumId w:val="31"/>
   </w:num>
   <w:num w:numId="17" w16cid:durableId="1308625914">
-    <w:abstractNumId w:val="27"/>
+    <w:abstractNumId w:val="28"/>
   </w:num>
   <w:num w:numId="18" w16cid:durableId="1484154310">
     <w:abstractNumId w:val="5"/>
@@ -7692,13 +8173,13 @@
     <w:abstractNumId w:val="7"/>
   </w:num>
   <w:num w:numId="21" w16cid:durableId="83233686">
-    <w:abstractNumId w:val="28"/>
+    <w:abstractNumId w:val="29"/>
   </w:num>
   <w:num w:numId="22" w16cid:durableId="1436638015">
     <w:abstractNumId w:val="9"/>
   </w:num>
   <w:num w:numId="23" w16cid:durableId="1042555905">
-    <w:abstractNumId w:val="23"/>
+    <w:abstractNumId w:val="24"/>
   </w:num>
   <w:num w:numId="24" w16cid:durableId="1450706681">
     <w:abstractNumId w:val="1"/>
@@ -7713,10 +8194,10 @@
     <w:abstractNumId w:val="16"/>
   </w:num>
   <w:num w:numId="28" w16cid:durableId="285549072">
-    <w:abstractNumId w:val="31"/>
+    <w:abstractNumId w:val="32"/>
   </w:num>
   <w:num w:numId="29" w16cid:durableId="1991520833">
-    <w:abstractNumId w:val="29"/>
+    <w:abstractNumId w:val="30"/>
   </w:num>
   <w:num w:numId="30" w16cid:durableId="481124175">
     <w:abstractNumId w:val="10"/>
@@ -7725,7 +8206,10 @@
     <w:abstractNumId w:val="2"/>
   </w:num>
   <w:num w:numId="32" w16cid:durableId="1394700438">
-    <w:abstractNumId w:val="24"/>
+    <w:abstractNumId w:val="25"/>
+  </w:num>
+  <w:num w:numId="33" w16cid:durableId="345131114">
+    <w:abstractNumId w:val="23"/>
   </w:num>
 </w:numbering>
 </file>
